--- a/参赛材料/知歇-答辩Q&A预案.docx
+++ b/参赛材料/知歇-答辩Q&A预案.docx
@@ -239,7 +239,7 @@
         <w:sectPr>
           <w:type w:val="nextPage"/>
           <w:pgSz w:w="11906" w:h="16838"/>
-          <w:pgMar w:top="1417" w:bottom="1134" w:left="1417" w:right="1417"/>
+          <w:pgMar w:top="1440" w:bottom="1440" w:left="1797" w:right="1797"/>
         </w:sectPr>
       </w:pPr>
     </w:p>
@@ -3394,7 +3394,7 @@
           <w:rFonts w:ascii="微软雅黑" w:eastAsia="微软雅黑" w:hAnsi="微软雅黑" w:cs="微软雅黑" w:hint="eastAsia"/>
           <w:lang w:eastAsia="zh-CN"/>
         </w:rPr>
-        <w:t>当前阶段由本人独立主导，指导教师提供方向指导；</w:t>
+        <w:t>当前阶段由本人独立主导完成；</w:t>
       </w:r>
     </w:p>
     <w:p>
@@ -3456,21 +3456,14 @@
         <w:spacing w:after="84"/>
       </w:pPr>
       <w:r>
-        <w:rPr>
-          <w:rFonts w:ascii="微软雅黑" w:eastAsia="微软雅黑" w:hAnsi="微软雅黑" w:cs="微软雅黑" w:hint="eastAsia"/>
-          <w:lang w:eastAsia="zh-CN"/>
-        </w:rPr>
-        <w:t>后续如纳入学校支持，可扩展为小组协作（前端</w:t>
-      </w:r>
-      <w:r>
-        <w:t xml:space="preserve"> / Rust / </w:t>
-      </w:r>
-      <w:r>
-        <w:rPr>
-          <w:rFonts w:ascii="微软雅黑" w:eastAsia="微软雅黑" w:hAnsi="微软雅黑" w:cs="微软雅黑" w:hint="eastAsia"/>
-          <w:lang w:eastAsia="zh-CN"/>
-        </w:rPr>
-        <w:t>测试分工）。</w:t>
+        <w:t xml:space="preserve">AIGC </w:t>
+      </w:r>
+      <w:r>
+        <w:rPr>
+          <w:rFonts w:ascii="微软雅黑" w:eastAsia="微软雅黑" w:hAnsi="微软雅黑" w:cs="微软雅黑" w:hint="eastAsia"/>
+          <w:lang w:eastAsia="zh-CN"/>
+        </w:rPr>
+        <w:t>工具承担了编码与文案的辅助工作，一个人也能维持稳定的迭代节奏。</w:t>
       </w:r>
     </w:p>
     <w:p>
@@ -4808,7 +4801,7 @@
     <w:sectPr>
       <w:footerReference w:type="default" r:id="rId9"/>
       <w:pgSz w:w="11906" w:h="16838"/>
-      <w:pgMar w:top="1417" w:right="1417" w:bottom="1134" w:left="1417" w:header="720" w:footer="720" w:gutter="0"/>
+      <w:pgMar w:top="1440" w:right="1797" w:bottom="1440" w:left="1797" w:header="720" w:footer="720" w:gutter="0"/>
       <w:cols w:space="720"/>
       <w:docGrid w:linePitch="360"/>
       <w:pgNumType w:start="1"/>
@@ -4823,8 +4816,8 @@
     <w:pPr>
       <w:pStyle w:val="Footer"/>
       <w:tabs>
-        <w:tab w:pos="4536" w:val="center"/>
-        <w:tab w:pos="9072" w:val="right"/>
+        <w:tab w:pos="4156" w:val="center"/>
+        <w:tab w:pos="8312" w:val="right"/>
       </w:tabs>
     </w:pPr>
     <w:r>
